--- a/output/docx/CRUDUsers.docx
+++ b/output/docx/CRUDUsers.docx
@@ -261,17 +261,17 @@
               <w:rPr>
                 <w:sz w:val="18"/>
               </w:rPr>
-              <w:t>system: SYSTEM: exibe pagina com campos de cadastro do usuario</w:t>
-            </w:r>
-          </w:p>
-        </w:tc>
-        <w:tc>
-          <w:p>
-            <w:r>
-              <w:rPr>
-                <w:sz w:val="18"/>
-              </w:rPr>
-              <w:t>exibe pagina com campos de cadastro do usuario</w:t>
+              <w:t>system: SYSTEM: exibe página com campos de cadastro do usuário</w:t>
+            </w:r>
+          </w:p>
+        </w:tc>
+        <w:tc>
+          <w:p>
+            <w:r>
+              <w:rPr>
+                <w:sz w:val="18"/>
+              </w:rPr>
+              <w:t>exibe página com campos de cadastro do usuário</w:t>
             </w:r>
           </w:p>
         </w:tc>
@@ -293,17 +293,17 @@
               <w:rPr>
                 <w:sz w:val="18"/>
               </w:rPr>
-              <w:t>system: SYSTEM: exibe mensagem indicando que novo usuario foi criado</w:t>
-            </w:r>
-          </w:p>
-        </w:tc>
-        <w:tc>
-          <w:p>
-            <w:r>
-              <w:rPr>
-                <w:sz w:val="18"/>
-              </w:rPr>
-              <w:t>exibe mensagem indicando que novo usuario foi criado</w:t>
+              <w:t>system: SYSTEM: exibe mensagem indicando que novo usuário foi criado</w:t>
+            </w:r>
+          </w:p>
+        </w:tc>
+        <w:tc>
+          <w:p>
+            <w:r>
+              <w:rPr>
+                <w:sz w:val="18"/>
+              </w:rPr>
+              <w:t>exibe mensagem indicando que novo usuário foi criado</w:t>
             </w:r>
           </w:p>
         </w:tc>
@@ -325,17 +325,17 @@
               <w:rPr>
                 <w:sz w:val="18"/>
               </w:rPr>
-              <w:t>system: SYSTEM: exibe lista completa de usuarios</w:t>
-            </w:r>
-          </w:p>
-        </w:tc>
-        <w:tc>
-          <w:p>
-            <w:r>
-              <w:rPr>
-                <w:sz w:val="18"/>
-              </w:rPr>
-              <w:t>exibe lista completa de usuarios</w:t>
+              <w:t>system: SYSTEM: exibe lista completa de usuários</w:t>
+            </w:r>
+          </w:p>
+        </w:tc>
+        <w:tc>
+          <w:p>
+            <w:r>
+              <w:rPr>
+                <w:sz w:val="18"/>
+              </w:rPr>
+              <w:t>exibe lista completa de usuários</w:t>
             </w:r>
           </w:p>
         </w:tc>
@@ -357,17 +357,17 @@
               <w:rPr>
                 <w:sz w:val="18"/>
               </w:rPr>
-              <w:t>system: SYSTEM: exibe dados do usuario</w:t>
-            </w:r>
-          </w:p>
-        </w:tc>
-        <w:tc>
-          <w:p>
-            <w:r>
-              <w:rPr>
-                <w:sz w:val="18"/>
-              </w:rPr>
-              <w:t>exibe dados do usuario</w:t>
+              <w:t>system: SYSTEM: exibe dados do usuário</w:t>
+            </w:r>
+          </w:p>
+        </w:tc>
+        <w:tc>
+          <w:p>
+            <w:r>
+              <w:rPr>
+                <w:sz w:val="18"/>
+              </w:rPr>
+              <w:t>exibe dados do usuário</w:t>
             </w:r>
           </w:p>
         </w:tc>
@@ -389,17 +389,17 @@
               <w:rPr>
                 <w:sz w:val="18"/>
               </w:rPr>
-              <w:t>system: SYSTEM: exibe lista completa de usuarios</w:t>
-            </w:r>
-          </w:p>
-        </w:tc>
-        <w:tc>
-          <w:p>
-            <w:r>
-              <w:rPr>
-                <w:sz w:val="18"/>
-              </w:rPr>
-              <w:t>exibe lista completa de usuarios</w:t>
+              <w:t>system: SYSTEM: exibe lista completa de usuários</w:t>
+            </w:r>
+          </w:p>
+        </w:tc>
+        <w:tc>
+          <w:p>
+            <w:r>
+              <w:rPr>
+                <w:sz w:val="18"/>
+              </w:rPr>
+              <w:t>exibe lista completa de usuários</w:t>
             </w:r>
           </w:p>
         </w:tc>
@@ -547,17 +547,17 @@
               <w:rPr>
                 <w:sz w:val="18"/>
               </w:rPr>
-              <w:t>system: SYSTEM: exibe mensagem informando que os este usuarios já existe</w:t>
-            </w:r>
-          </w:p>
-        </w:tc>
-        <w:tc>
-          <w:p>
-            <w:r>
-              <w:rPr>
-                <w:sz w:val="18"/>
-              </w:rPr>
-              <w:t>exibe mensagem informando que os este usuarios já existe</w:t>
+              <w:t>system: SYSTEM: exibe mensagem informando que os este usuários já existe</w:t>
+            </w:r>
+          </w:p>
+        </w:tc>
+        <w:tc>
+          <w:p>
+            <w:r>
+              <w:rPr>
+                <w:sz w:val="18"/>
+              </w:rPr>
+              <w:t>exibe mensagem informando que os este usuários já existe</w:t>
             </w:r>
           </w:p>
         </w:tc>
@@ -737,17 +737,17 @@
               <w:rPr>
                 <w:sz w:val="18"/>
               </w:rPr>
-              <w:t>system: SYSTEM: exibe novos dados do usuarios</w:t>
-            </w:r>
-          </w:p>
-        </w:tc>
-        <w:tc>
-          <w:p>
-            <w:r>
-              <w:rPr>
-                <w:sz w:val="18"/>
-              </w:rPr>
-              <w:t>exibe novos dados do usuarios</w:t>
+              <w:t>system: SYSTEM: exibe novos dados do usuários</w:t>
+            </w:r>
+          </w:p>
+        </w:tc>
+        <w:tc>
+          <w:p>
+            <w:r>
+              <w:rPr>
+                <w:sz w:val="18"/>
+              </w:rPr>
+              <w:t>exibe novos dados do usuários</w:t>
             </w:r>
           </w:p>
         </w:tc>
@@ -895,17 +895,17 @@
               <w:rPr>
                 <w:sz w:val="18"/>
               </w:rPr>
-              <w:t>system: SYSTEM: exibe novos dados do usuarios</w:t>
-            </w:r>
-          </w:p>
-        </w:tc>
-        <w:tc>
-          <w:p>
-            <w:r>
-              <w:rPr>
-                <w:sz w:val="18"/>
-              </w:rPr>
-              <w:t>exibe novos dados do usuarios</w:t>
+              <w:t>system: SYSTEM: exibe novos dados do usuários</w:t>
+            </w:r>
+          </w:p>
+        </w:tc>
+        <w:tc>
+          <w:p>
+            <w:r>
+              <w:rPr>
+                <w:sz w:val="18"/>
+              </w:rPr>
+              <w:t>exibe novos dados do usuários</w:t>
             </w:r>
           </w:p>
         </w:tc>
@@ -927,17 +927,17 @@
               <w:rPr>
                 <w:sz w:val="18"/>
               </w:rPr>
-              <w:t>system: SYSTEM: e apresentado na nova linguagem</w:t>
-            </w:r>
-          </w:p>
-        </w:tc>
-        <w:tc>
-          <w:p>
-            <w:r>
-              <w:rPr>
-                <w:sz w:val="18"/>
-              </w:rPr>
-              <w:t>e apresentado na nova linguagem</w:t>
+              <w:t>system: SYSTEM: é apresentado na nova linguagem</w:t>
+            </w:r>
+          </w:p>
+        </w:tc>
+        <w:tc>
+          <w:p>
+            <w:r>
+              <w:rPr>
+                <w:sz w:val="18"/>
+              </w:rPr>
+              <w:t>é apresentado na nova linguagem</w:t>
             </w:r>
           </w:p>
         </w:tc>
@@ -1085,17 +1085,17 @@
               <w:rPr>
                 <w:sz w:val="18"/>
               </w:rPr>
-              <w:t>system: SYSTEM: exibe mensagem pedindo confirmacao</w:t>
-            </w:r>
-          </w:p>
-        </w:tc>
-        <w:tc>
-          <w:p>
-            <w:r>
-              <w:rPr>
-                <w:sz w:val="18"/>
-              </w:rPr>
-              <w:t>exibe mensagem pedindo confirmacao</w:t>
+              <w:t>system: SYSTEM: exibe mensagem pedindo confirmação</w:t>
+            </w:r>
+          </w:p>
+        </w:tc>
+        <w:tc>
+          <w:p>
+            <w:r>
+              <w:rPr>
+                <w:sz w:val="18"/>
+              </w:rPr>
+              <w:t>exibe mensagem pedindo confirmação</w:t>
             </w:r>
           </w:p>
         </w:tc>
@@ -1117,17 +1117,17 @@
               <w:rPr>
                 <w:sz w:val="18"/>
               </w:rPr>
-              <w:t>system: SYSTEM: exibe lista completa de usuarios</w:t>
-            </w:r>
-          </w:p>
-        </w:tc>
-        <w:tc>
-          <w:p>
-            <w:r>
-              <w:rPr>
-                <w:sz w:val="18"/>
-              </w:rPr>
-              <w:t>exibe lista completa de usuarios</w:t>
+              <w:t>system: SYSTEM: exibe lista completa de usuários</w:t>
+            </w:r>
+          </w:p>
+        </w:tc>
+        <w:tc>
+          <w:p>
+            <w:r>
+              <w:rPr>
+                <w:sz w:val="18"/>
+              </w:rPr>
+              <w:t>exibe lista completa de usuários</w:t>
             </w:r>
           </w:p>
         </w:tc>
@@ -1148,7 +1148,7 @@
           <w:sz w:val="24"/>
           <w:color w:val="2B6CB0"/>
         </w:rPr>
-        <w:t>[TC7] Alternative Flow 6: Bloqueio de usuario</w:t>
+        <w:t>[TC7] Alternative Flow 6: Bloqueio de usuário</w:t>
       </w:r>
     </w:p>
     <w:p>
@@ -1275,17 +1275,17 @@
               <w:rPr>
                 <w:sz w:val="18"/>
               </w:rPr>
-              <w:t>system: SYSTEM: exibe mensagem pedindo confirmacao</w:t>
-            </w:r>
-          </w:p>
-        </w:tc>
-        <w:tc>
-          <w:p>
-            <w:r>
-              <w:rPr>
-                <w:sz w:val="18"/>
-              </w:rPr>
-              <w:t>exibe mensagem pedindo confirmacao</w:t>
+              <w:t>system: SYSTEM: exibe mensagem pedindo confirmação</w:t>
+            </w:r>
+          </w:p>
+        </w:tc>
+        <w:tc>
+          <w:p>
+            <w:r>
+              <w:rPr>
+                <w:sz w:val="18"/>
+              </w:rPr>
+              <w:t>exibe mensagem pedindo confirmação</w:t>
             </w:r>
           </w:p>
         </w:tc>
@@ -1307,17 +1307,17 @@
               <w:rPr>
                 <w:sz w:val="18"/>
               </w:rPr>
-              <w:t>system: SYSTEM: exibe mensagem confirmando bloqueio de usuario</w:t>
-            </w:r>
-          </w:p>
-        </w:tc>
-        <w:tc>
-          <w:p>
-            <w:r>
-              <w:rPr>
-                <w:sz w:val="18"/>
-              </w:rPr>
-              <w:t>exibe mensagem confirmando bloqueio de usuario</w:t>
+              <w:t>system: SYSTEM: exibe mensagem confirmando bloqueio de usuário</w:t>
+            </w:r>
+          </w:p>
+        </w:tc>
+        <w:tc>
+          <w:p>
+            <w:r>
+              <w:rPr>
+                <w:sz w:val="18"/>
+              </w:rPr>
+              <w:t>exibe mensagem confirmando bloqueio de usuário</w:t>
             </w:r>
           </w:p>
         </w:tc>
@@ -1339,17 +1339,17 @@
               <w:rPr>
                 <w:sz w:val="18"/>
               </w:rPr>
-              <w:t>system: SYSTEM: exibe lista completa de usuários onde o usuario atualizado e sinalizado como bloqueado</w:t>
-            </w:r>
-          </w:p>
-        </w:tc>
-        <w:tc>
-          <w:p>
-            <w:r>
-              <w:rPr>
-                <w:sz w:val="18"/>
-              </w:rPr>
-              <w:t>exibe lista completa de usuários onde o usuario atualizado e sinalizado como bloqueado</w:t>
+              <w:t>system: SYSTEM: exibe lista completa de usuários onde o usuário atualizado é sinalizado como bloqueado</w:t>
+            </w:r>
+          </w:p>
+        </w:tc>
+        <w:tc>
+          <w:p>
+            <w:r>
+              <w:rPr>
+                <w:sz w:val="18"/>
+              </w:rPr>
+              <w:t>exibe lista completa de usuários onde o usuário atualizado é sinalizado como bloqueado</w:t>
             </w:r>
           </w:p>
         </w:tc>
@@ -1371,17 +1371,17 @@
               <w:rPr>
                 <w:sz w:val="18"/>
               </w:rPr>
-              <w:t>system: SYSTEM: exibe dados do usuario</w:t>
-            </w:r>
-          </w:p>
-        </w:tc>
-        <w:tc>
-          <w:p>
-            <w:r>
-              <w:rPr>
-                <w:sz w:val="18"/>
-              </w:rPr>
-              <w:t>exibe dados do usuario</w:t>
+              <w:t>system: SYSTEM: exibe dados do usuário</w:t>
+            </w:r>
+          </w:p>
+        </w:tc>
+        <w:tc>
+          <w:p>
+            <w:r>
+              <w:rPr>
+                <w:sz w:val="18"/>
+              </w:rPr>
+              <w:t>exibe dados do usuário</w:t>
             </w:r>
           </w:p>
         </w:tc>
@@ -1467,17 +1467,17 @@
               <w:rPr>
                 <w:sz w:val="18"/>
               </w:rPr>
-              <w:t>system: SYSTEM: exibe mensagem confirmando desbloqueio de usuario</w:t>
-            </w:r>
-          </w:p>
-        </w:tc>
-        <w:tc>
-          <w:p>
-            <w:r>
-              <w:rPr>
-                <w:sz w:val="18"/>
-              </w:rPr>
-              <w:t>exibe mensagem confirmando desbloqueio de usuario</w:t>
+              <w:t>system: SYSTEM: exibe mensagem confirmando desbloqueio de usuário</w:t>
+            </w:r>
+          </w:p>
+        </w:tc>
+        <w:tc>
+          <w:p>
+            <w:r>
+              <w:rPr>
+                <w:sz w:val="18"/>
+              </w:rPr>
+              <w:t>exibe mensagem confirmando desbloqueio de usuário</w:t>
             </w:r>
           </w:p>
         </w:tc>
@@ -1499,17 +1499,17 @@
               <w:rPr>
                 <w:sz w:val="18"/>
               </w:rPr>
-              <w:t>system: SYSTEM: exibe lista completa de usuários onde o usuario atualizado nao e sinalizado como bloqueado</w:t>
-            </w:r>
-          </w:p>
-        </w:tc>
-        <w:tc>
-          <w:p>
-            <w:r>
-              <w:rPr>
-                <w:sz w:val="18"/>
-              </w:rPr>
-              <w:t>exibe lista completa de usuários onde o usuario atualizado nao e sinalizado como bloqueado</w:t>
+              <w:t>system: SYSTEM: exibe lista completa de usuários onde o usuário atualizado não é sinalizado como bloqueado</w:t>
+            </w:r>
+          </w:p>
+        </w:tc>
+        <w:tc>
+          <w:p>
+            <w:r>
+              <w:rPr>
+                <w:sz w:val="18"/>
+              </w:rPr>
+              <w:t>exibe lista completa de usuários onde o usuário atualizado não é sinalizado como bloqueado</w:t>
             </w:r>
           </w:p>
         </w:tc>
@@ -1657,17 +1657,17 @@
               <w:rPr>
                 <w:sz w:val="18"/>
               </w:rPr>
-              <w:t>system: SYSTEM: exibe mensagem que usuário esta bloqueado</w:t>
-            </w:r>
-          </w:p>
-        </w:tc>
-        <w:tc>
-          <w:p>
-            <w:r>
-              <w:rPr>
-                <w:sz w:val="18"/>
-              </w:rPr>
-              <w:t>exibe mensagem que usuário esta bloqueado</w:t>
+              <w:t>system: SYSTEM: exibe mensagem que usuário está bloqueado</w:t>
+            </w:r>
+          </w:p>
+        </w:tc>
+        <w:tc>
+          <w:p>
+            <w:r>
+              <w:rPr>
+                <w:sz w:val="18"/>
+              </w:rPr>
+              <w:t>exibe mensagem que usuário está bloqueado</w:t>
             </w:r>
           </w:p>
         </w:tc>
@@ -1688,7 +1688,7 @@
           <w:sz w:val="24"/>
           <w:color w:val="2B6CB0"/>
         </w:rPr>
-        <w:t>[TC11] Alternative Flow 10: Deleta usuario</w:t>
+        <w:t>[TC11] Alternative Flow 10: Deleta usuário</w:t>
       </w:r>
     </w:p>
     <w:p>
@@ -1815,17 +1815,17 @@
               <w:rPr>
                 <w:sz w:val="18"/>
               </w:rPr>
-              <w:t>system: SYSTEM: exibe mensagem solicitando confirmacao</w:t>
-            </w:r>
-          </w:p>
-        </w:tc>
-        <w:tc>
-          <w:p>
-            <w:r>
-              <w:rPr>
-                <w:sz w:val="18"/>
-              </w:rPr>
-              <w:t>exibe mensagem solicitando confirmacao</w:t>
+              <w:t>system: SYSTEM: exibe mensagem solicitando confirmação</w:t>
+            </w:r>
+          </w:p>
+        </w:tc>
+        <w:tc>
+          <w:p>
+            <w:r>
+              <w:rPr>
+                <w:sz w:val="18"/>
+              </w:rPr>
+              <w:t>exibe mensagem solicitando confirmação</w:t>
             </w:r>
           </w:p>
         </w:tc>

--- a/output/docx/CRUDUsers.docx
+++ b/output/docx/CRUDUsers.docx
@@ -88,7 +88,7 @@
         <w:rPr>
           <w:sz w:val="20"/>
         </w:rPr>
-        <w:t>Deve existir pelo menos um usuário super administrador</w:t>
+        <w:t>Deve existir pelo menos um usuário cadastrado</w:t>
       </w:r>
     </w:p>
     <w:p>
@@ -438,7 +438,7 @@
         <w:rPr>
           <w:sz w:val="20"/>
         </w:rPr>
-        <w:t>Deve existir pelo menos um usuário super administrador</w:t>
+        <w:t>Deve existir pelo menos um usuário cadastrado</w:t>
       </w:r>
     </w:p>
     <w:p>
@@ -596,7 +596,7 @@
         <w:rPr>
           <w:sz w:val="20"/>
         </w:rPr>
-        <w:t>Deve existir pelo menos um usuário super administrador</w:t>
+        <w:t>Deve existir pelo menos um usuário cadastrado</w:t>
       </w:r>
     </w:p>
     <w:p>
@@ -786,7 +786,7 @@
         <w:rPr>
           <w:sz w:val="20"/>
         </w:rPr>
-        <w:t>Deve existir pelo menos um usuário super administrador</w:t>
+        <w:t>Deve existir pelo menos um usuário cadastrado</w:t>
       </w:r>
     </w:p>
     <w:p>
@@ -976,7 +976,7 @@
         <w:rPr>
           <w:sz w:val="20"/>
         </w:rPr>
-        <w:t>Deve existir pelo menos um usuário super administrador</w:t>
+        <w:t>Deve existir pelo menos um usuário cadastrado</w:t>
       </w:r>
     </w:p>
     <w:p>
@@ -1166,7 +1166,7 @@
         <w:rPr>
           <w:sz w:val="20"/>
         </w:rPr>
-        <w:t>Deve existir pelo menos um usuário super administrador</w:t>
+        <w:t>Deve existir pelo menos um usuário cadastrado</w:t>
       </w:r>
     </w:p>
     <w:p>
@@ -1548,7 +1548,7 @@
         <w:rPr>
           <w:sz w:val="20"/>
         </w:rPr>
-        <w:t>Deve existir pelo menos um usuário super administrador</w:t>
+        <w:t>Deve existir pelo menos um usuário cadastrado</w:t>
       </w:r>
     </w:p>
     <w:p>
@@ -1706,7 +1706,7 @@
         <w:rPr>
           <w:sz w:val="20"/>
         </w:rPr>
-        <w:t>Deve existir pelo menos um usuário super administrador</w:t>
+        <w:t>Deve existir pelo menos um usuário cadastrado</w:t>
       </w:r>
     </w:p>
     <w:p>
